--- a/klagomål/A 33882-2024 FSC-klagomål.docx
+++ b/klagomål/A 33882-2024 FSC-klagomål.docx
@@ -1144,7 +1144,7 @@
     <w:r>
       <w:tab/>
       <w:tab/>
-      <w:t>2026-09-14</w:t>
+      <w:t>2026-09-15</w:t>
       <w:br/>
       <w:br/>
     </w:r>

--- a/klagomål/A 33882-2024 FSC-klagomål.docx
+++ b/klagomål/A 33882-2024 FSC-klagomål.docx
@@ -1144,7 +1144,7 @@
     <w:r>
       <w:tab/>
       <w:tab/>
-      <w:t>2026-09-15</w:t>
+      <w:t>2026-09-16</w:t>
       <w:br/>
       <w:br/>
     </w:r>

--- a/klagomål/A 33882-2024 FSC-klagomål.docx
+++ b/klagomål/A 33882-2024 FSC-klagomål.docx
@@ -1144,7 +1144,7 @@
     <w:r>
       <w:tab/>
       <w:tab/>
-      <w:t>2026-09-16</w:t>
+      <w:t>2026-09-17</w:t>
       <w:br/>
       <w:br/>
     </w:r>

--- a/klagomål/A 33882-2024 FSC-klagomål.docx
+++ b/klagomål/A 33882-2024 FSC-klagomål.docx
@@ -1144,7 +1144,7 @@
     <w:r>
       <w:tab/>
       <w:tab/>
-      <w:t>2026-09-17</w:t>
+      <w:t>2026-09-18</w:t>
       <w:br/>
       <w:br/>
     </w:r>

--- a/klagomål/A 33882-2024 FSC-klagomål.docx
+++ b/klagomål/A 33882-2024 FSC-klagomål.docx
@@ -1144,7 +1144,7 @@
     <w:r>
       <w:tab/>
       <w:tab/>
-      <w:t>2026-09-18</w:t>
+      <w:t>2026-09-19</w:t>
       <w:br/>
       <w:br/>
     </w:r>

--- a/klagomål/A 33882-2024 FSC-klagomål.docx
+++ b/klagomål/A 33882-2024 FSC-klagomål.docx
@@ -1144,7 +1144,7 @@
     <w:r>
       <w:tab/>
       <w:tab/>
-      <w:t>2026-09-19</w:t>
+      <w:t>2026-09-21</w:t>
       <w:br/>
       <w:br/>
     </w:r>

--- a/klagomål/A 33882-2024 FSC-klagomål.docx
+++ b/klagomål/A 33882-2024 FSC-klagomål.docx
@@ -1144,7 +1144,7 @@
     <w:r>
       <w:tab/>
       <w:tab/>
-      <w:t>2026-09-21</w:t>
+      <w:t>2026-09-23</w:t>
       <w:br/>
       <w:br/>
     </w:r>

--- a/klagomål/A 33882-2024 FSC-klagomål.docx
+++ b/klagomål/A 33882-2024 FSC-klagomål.docx
@@ -1144,7 +1144,7 @@
     <w:r>
       <w:tab/>
       <w:tab/>
-      <w:t>2026-09-23</w:t>
+      <w:t>2026-09-24</w:t>
       <w:br/>
       <w:br/>
     </w:r>

--- a/klagomål/A 33882-2024 FSC-klagomål.docx
+++ b/klagomål/A 33882-2024 FSC-klagomål.docx
@@ -1144,7 +1144,7 @@
     <w:r>
       <w:tab/>
       <w:tab/>
-      <w:t>2026-09-24</w:t>
+      <w:t>2026-09-25</w:t>
       <w:br/>
       <w:br/>
     </w:r>

--- a/klagomål/A 33882-2024 FSC-klagomål.docx
+++ b/klagomål/A 33882-2024 FSC-klagomål.docx
@@ -1144,7 +1144,7 @@
     <w:r>
       <w:tab/>
       <w:tab/>
-      <w:t>2026-09-25</w:t>
+      <w:t>2026-09-26</w:t>
       <w:br/>
       <w:br/>
     </w:r>

--- a/klagomål/A 33882-2024 FSC-klagomål.docx
+++ b/klagomål/A 33882-2024 FSC-klagomål.docx
@@ -221,7 +221,7 @@
     </w:p>
     <w:p>
       <w:r>
-        <w:t>I och inom 23 meter från avverkningsanmälan finns fynd av 8 naturvårdsarter, varav 6 är rödlistade, 4 är fridlysta, 5 är typiska (T) och 1 är signalart (S): garnlav (VU, T), skuggnål (VU), lavskrika (NT, T, §4), skrovellav (NT, T), tretåig hackspett (NT, T, §4), vitplätt (NT), spindelblomster (S, T, §8) och revlummer (§9). Se Figur 1.</w:t>
+        <w:t>I och inom 23 meter från avverkningsanmälan finns fynd av 9 naturvårdsarter, varav 7 är rödlistade, 4 är fridlysta, 6 är typiska (T) och 1 är signalart (S): garnlav (VU, T), skuggnål (VU), knottrig blåslav (NT, T), lavskrika (NT, T, §4), skrovellav (NT, T), tretåig hackspett (NT, T, §4), vitplätt (NT), spindelblomster (S, T, §8) och revlummer (§9). Se Figur 1.</w:t>
       </w:r>
     </w:p>
     <w:p>
@@ -292,6 +292,37 @@
         <w:rPr>
           <w:b/>
         </w:rPr>
+        <w:t>Knottrig blåslav (NT)</w:t>
+      </w:r>
+      <w:r>
+        <w:t xml:space="preserve"> har sin huvudutbredning i gamla granskogar i det övre barrskogsbältet mot fjällen. Den signalerar alltid höga naturvärden och växer i skogar med lång kontinuitet, mest i opåverkade naturskogsbestånd. Arten överlever inte en slutavverkning (inklusive hänsyn) och den finns idag enbart i kontinuitetsskog. Lavens fortsatta förekomst bör säkerställas genom att lokaler med äldre barrskog skyddas. Knottrig blåslav är typisk art för </w:t>
+      </w:r>
+      <w:r>
+        <w:rPr>
+          <w:i/>
+        </w:rPr>
+        <w:t xml:space="preserve">9010 Taiga </w:t>
+      </w:r>
+      <w:r>
+        <w:t>och</w:t>
+      </w:r>
+      <w:r>
+        <w:rPr>
+          <w:i/>
+        </w:rPr>
+        <w:t xml:space="preserve"> 9040 Fjällbjörkskog</w:t>
+      </w:r>
+    </w:p>
+    <w:p>
+      <w:r>
+        <w:t>(SLU Artdatabanken, 2024; Nitare &amp; Skogsstyrelsen, 2019).</w:t>
+      </w:r>
+    </w:p>
+    <w:p>
+      <w:r>
+        <w:rPr>
+          <w:b/>
+        </w:rPr>
         <w:t>Lavskrika (NT, §4)</w:t>
       </w:r>
       <w:r>
@@ -529,7 +560,7 @@
         <w:rPr>
           <w:i/>
         </w:rPr>
-        <w:t>I det avverkningsanmälda skogsområdet har 8 naturvårdsarter varav 6 rödlistade arter sina livsmiljöer och växtplatser.</w:t>
+        <w:t>I det avverkningsanmälda skogsområdet har 9 naturvårdsarter varav 7 rödlistade arter sina livsmiljöer och växtplatser.</w:t>
       </w:r>
     </w:p>
     <w:p>
@@ -1144,7 +1175,7 @@
     <w:r>
       <w:tab/>
       <w:tab/>
-      <w:t>2026-09-26</w:t>
+      <w:t>2026-09-27</w:t>
       <w:br/>
       <w:br/>
     </w:r>

--- a/klagomål/A 33882-2024 FSC-klagomål.docx
+++ b/klagomål/A 33882-2024 FSC-klagomål.docx
@@ -1175,7 +1175,7 @@
     <w:r>
       <w:tab/>
       <w:tab/>
-      <w:t>2026-09-27</w:t>
+      <w:t>2026-09-28</w:t>
       <w:br/>
       <w:br/>
     </w:r>

--- a/klagomål/A 33882-2024 FSC-klagomål.docx
+++ b/klagomål/A 33882-2024 FSC-klagomål.docx
@@ -1175,7 +1175,7 @@
     <w:r>
       <w:tab/>
       <w:tab/>
-      <w:t>2026-09-28</w:t>
+      <w:t>2026-09-29</w:t>
       <w:br/>
       <w:br/>
     </w:r>

--- a/klagomål/A 33882-2024 FSC-klagomål.docx
+++ b/klagomål/A 33882-2024 FSC-klagomål.docx
@@ -1175,7 +1175,7 @@
     <w:r>
       <w:tab/>
       <w:tab/>
-      <w:t>2026-09-29</w:t>
+      <w:t>2026-09-30</w:t>
       <w:br/>
       <w:br/>
     </w:r>

--- a/klagomål/A 33882-2024 FSC-klagomål.docx
+++ b/klagomål/A 33882-2024 FSC-klagomål.docx
@@ -1175,7 +1175,7 @@
     <w:r>
       <w:tab/>
       <w:tab/>
-      <w:t>2026-09-30</w:t>
+      <w:t>2026-10-01</w:t>
       <w:br/>
       <w:br/>
     </w:r>

--- a/klagomål/A 33882-2024 FSC-klagomål.docx
+++ b/klagomål/A 33882-2024 FSC-klagomål.docx
@@ -1175,7 +1175,7 @@
     <w:r>
       <w:tab/>
       <w:tab/>
-      <w:t>2026-10-01</w:t>
+      <w:t>2026-10-02</w:t>
       <w:br/>
       <w:br/>
     </w:r>

--- a/klagomål/A 33882-2024 FSC-klagomål.docx
+++ b/klagomål/A 33882-2024 FSC-klagomål.docx
@@ -1175,7 +1175,7 @@
     <w:r>
       <w:tab/>
       <w:tab/>
-      <w:t>2026-10-02</w:t>
+      <w:t>2026-10-03</w:t>
       <w:br/>
       <w:br/>
     </w:r>

--- a/klagomål/A 33882-2024 FSC-klagomål.docx
+++ b/klagomål/A 33882-2024 FSC-klagomål.docx
@@ -1175,7 +1175,7 @@
     <w:r>
       <w:tab/>
       <w:tab/>
-      <w:t>2026-10-03</w:t>
+      <w:t>2026-10-04</w:t>
       <w:br/>
       <w:br/>
     </w:r>

--- a/klagomål/A 33882-2024 FSC-klagomål.docx
+++ b/klagomål/A 33882-2024 FSC-klagomål.docx
@@ -1175,7 +1175,7 @@
     <w:r>
       <w:tab/>
       <w:tab/>
-      <w:t>2026-10-04</w:t>
+      <w:t>2026-10-05</w:t>
       <w:br/>
       <w:br/>
     </w:r>

--- a/klagomål/A 33882-2024 FSC-klagomål.docx
+++ b/klagomål/A 33882-2024 FSC-klagomål.docx
@@ -178,7 +178,7 @@
       <w:r>
         <w:drawing>
           <wp:inline xmlns:a="http://schemas.openxmlformats.org/drawingml/2006/main" xmlns:pic="http://schemas.openxmlformats.org/drawingml/2006/picture">
-            <wp:extent cx="5486400" cy="2245465"/>
+            <wp:extent cx="5486400" cy="2126687"/>
             <wp:docPr id="1" name="Picture 1"/>
             <wp:cNvGraphicFramePr>
               <a:graphicFrameLocks noChangeAspect="1"/>
@@ -199,7 +199,7 @@
                   <pic:spPr>
                     <a:xfrm>
                       <a:off x="0" y="0"/>
-                      <a:ext cx="5486400" cy="2245465"/>
+                      <a:ext cx="5486400" cy="2126687"/>
                     </a:xfrm>
                     <a:prstGeom prst="rect"/>
                   </pic:spPr>
@@ -221,7 +221,7 @@
     </w:p>
     <w:p>
       <w:r>
-        <w:t>I och inom 23 meter från avverkningsanmälan finns fynd av 9 naturvårdsarter, varav 7 är rödlistade, 4 är fridlysta, 6 är typiska (T) och 1 är signalart (S): garnlav (VU, T), skuggnål (VU), knottrig blåslav (NT, T), lavskrika (NT, T, §4), skrovellav (NT, T), tretåig hackspett (NT, T, §4), vitplätt (NT), spindelblomster (S, T, §8) och revlummer (§9). Se Figur 1.</w:t>
+        <w:t>I och inom 23 meter från avverkningsanmälan finns fynd av 10 naturvårdsarter, varav 7 är rödlistade, 4 är fridlysta, 7 är typiska (T) och 2 är signalarter (S): garnlav (VU, T), skuggnål (VU), knottrig blåslav (NT, T), lavskrika (NT, T, §4), skrovellav (NT, T), tretåig hackspett (NT, T, §4), vitplätt (NT), spindelblomster (S, T, §8), vedticka (S, T) och revlummer (§9). Se Figur 1.</w:t>
       </w:r>
     </w:p>
     <w:p>
@@ -455,6 +455,26 @@
       </w:r>
     </w:p>
     <w:p>
+      <w:r>
+        <w:rPr>
+          <w:b/>
+        </w:rPr>
+        <w:t xml:space="preserve">Vedticka </w:t>
+      </w:r>
+      <w:r>
+        <w:t xml:space="preserve">är en bra signalart söder om den naturliga norrlandsgränsen. Den är huvudsakligen knuten till äldre barrskogar där det föreligger långvarig kontinuitet av död barrved. Vedticka är typisk art för </w:t>
+      </w:r>
+      <w:r>
+        <w:rPr>
+          <w:i/>
+        </w:rPr>
+        <w:t xml:space="preserve">9010 Taiga </w:t>
+      </w:r>
+      <w:r>
+        <w:t>(Nitare &amp; Skogsstyrelsen, 2019; SLU Artdatabanken, 2025).</w:t>
+      </w:r>
+    </w:p>
+    <w:p>
       <w:pPr>
         <w:pStyle w:val="Heading1"/>
       </w:pPr>
@@ -560,7 +580,7 @@
         <w:rPr>
           <w:i/>
         </w:rPr>
-        <w:t>I det avverkningsanmälda skogsområdet har 9 naturvårdsarter varav 7 rödlistade arter sina livsmiljöer och växtplatser.</w:t>
+        <w:t>I det avverkningsanmälda skogsområdet har 10 naturvårdsarter varav 7 rödlistade arter sina livsmiljöer och växtplatser.</w:t>
       </w:r>
     </w:p>
     <w:p>
@@ -1175,7 +1195,7 @@
     <w:r>
       <w:tab/>
       <w:tab/>
-      <w:t>2026-10-05</w:t>
+      <w:t>2026-10-06</w:t>
       <w:br/>
       <w:br/>
     </w:r>

--- a/klagomål/A 33882-2024 FSC-klagomål.docx
+++ b/klagomål/A 33882-2024 FSC-klagomål.docx
@@ -1195,7 +1195,7 @@
     <w:r>
       <w:tab/>
       <w:tab/>
-      <w:t>2026-10-06</w:t>
+      <w:t>2026-10-07</w:t>
       <w:br/>
       <w:br/>
     </w:r>

--- a/klagomål/A 33882-2024 FSC-klagomål.docx
+++ b/klagomål/A 33882-2024 FSC-klagomål.docx
@@ -1195,7 +1195,7 @@
     <w:r>
       <w:tab/>
       <w:tab/>
-      <w:t>2026-10-07</w:t>
+      <w:t>2026-10-08</w:t>
       <w:br/>
       <w:br/>
     </w:r>

--- a/klagomål/A 33882-2024 FSC-klagomål.docx
+++ b/klagomål/A 33882-2024 FSC-klagomål.docx
@@ -1195,7 +1195,7 @@
     <w:r>
       <w:tab/>
       <w:tab/>
-      <w:t>2026-10-08</w:t>
+      <w:t>2026-10-09</w:t>
       <w:br/>
       <w:br/>
     </w:r>

--- a/klagomål/A 33882-2024 FSC-klagomål.docx
+++ b/klagomål/A 33882-2024 FSC-klagomål.docx
@@ -1195,7 +1195,7 @@
     <w:r>
       <w:tab/>
       <w:tab/>
-      <w:t>2026-10-09</w:t>
+      <w:t>2026-10-10</w:t>
       <w:br/>
       <w:br/>
     </w:r>

--- a/klagomål/A 33882-2024 FSC-klagomål.docx
+++ b/klagomål/A 33882-2024 FSC-klagomål.docx
@@ -1195,7 +1195,7 @@
     <w:r>
       <w:tab/>
       <w:tab/>
-      <w:t>2026-10-10</w:t>
+      <w:t>2026-10-11</w:t>
       <w:br/>
       <w:br/>
     </w:r>

--- a/klagomål/A 33882-2024 FSC-klagomål.docx
+++ b/klagomål/A 33882-2024 FSC-klagomål.docx
@@ -1195,7 +1195,7 @@
     <w:r>
       <w:tab/>
       <w:tab/>
-      <w:t>2026-10-11</w:t>
+      <w:t>2026-10-12</w:t>
       <w:br/>
       <w:br/>
     </w:r>

--- a/klagomål/A 33882-2024 FSC-klagomål.docx
+++ b/klagomål/A 33882-2024 FSC-klagomål.docx
@@ -1195,7 +1195,7 @@
     <w:r>
       <w:tab/>
       <w:tab/>
-      <w:t>2026-10-12</w:t>
+      <w:t>2026-10-13</w:t>
       <w:br/>
       <w:br/>
     </w:r>

--- a/klagomål/A 33882-2024 FSC-klagomål.docx
+++ b/klagomål/A 33882-2024 FSC-klagomål.docx
@@ -1195,7 +1195,7 @@
     <w:r>
       <w:tab/>
       <w:tab/>
-      <w:t>2026-10-13</w:t>
+      <w:t>2026-10-14</w:t>
       <w:br/>
       <w:br/>
     </w:r>

--- a/klagomål/A 33882-2024 FSC-klagomål.docx
+++ b/klagomål/A 33882-2024 FSC-klagomål.docx
@@ -1195,7 +1195,7 @@
     <w:r>
       <w:tab/>
       <w:tab/>
-      <w:t>2026-10-14</w:t>
+      <w:t>2026-10-15</w:t>
       <w:br/>
       <w:br/>
     </w:r>

--- a/klagomål/A 33882-2024 FSC-klagomål.docx
+++ b/klagomål/A 33882-2024 FSC-klagomål.docx
@@ -1195,7 +1195,7 @@
     <w:r>
       <w:tab/>
       <w:tab/>
-      <w:t>2026-10-15</w:t>
+      <w:t>2026-10-16</w:t>
       <w:br/>
       <w:br/>
     </w:r>

--- a/klagomål/A 33882-2024 FSC-klagomål.docx
+++ b/klagomål/A 33882-2024 FSC-klagomål.docx
@@ -1195,7 +1195,7 @@
     <w:r>
       <w:tab/>
       <w:tab/>
-      <w:t>2026-10-16</w:t>
+      <w:t>2026-10-17</w:t>
       <w:br/>
       <w:br/>
     </w:r>

--- a/klagomål/A 33882-2024 FSC-klagomål.docx
+++ b/klagomål/A 33882-2024 FSC-klagomål.docx
@@ -1195,7 +1195,7 @@
     <w:r>
       <w:tab/>
       <w:tab/>
-      <w:t>2026-10-17</w:t>
+      <w:t>2026-10-18</w:t>
       <w:br/>
       <w:br/>
     </w:r>

--- a/klagomål/A 33882-2024 FSC-klagomål.docx
+++ b/klagomål/A 33882-2024 FSC-klagomål.docx
@@ -1195,7 +1195,7 @@
     <w:r>
       <w:tab/>
       <w:tab/>
-      <w:t>2026-10-18</w:t>
+      <w:t>2026-10-19</w:t>
       <w:br/>
       <w:br/>
     </w:r>

--- a/klagomål/A 33882-2024 FSC-klagomål.docx
+++ b/klagomål/A 33882-2024 FSC-klagomål.docx
@@ -1195,7 +1195,7 @@
     <w:r>
       <w:tab/>
       <w:tab/>
-      <w:t>2026-10-19</w:t>
+      <w:t>2026-10-20</w:t>
       <w:br/>
       <w:br/>
     </w:r>

--- a/klagomål/A 33882-2024 FSC-klagomål.docx
+++ b/klagomål/A 33882-2024 FSC-klagomål.docx
@@ -1195,7 +1195,7 @@
     <w:r>
       <w:tab/>
       <w:tab/>
-      <w:t>2026-10-20</w:t>
+      <w:t>2026-10-21</w:t>
       <w:br/>
       <w:br/>
     </w:r>

--- a/klagomål/A 33882-2024 FSC-klagomål.docx
+++ b/klagomål/A 33882-2024 FSC-klagomål.docx
@@ -1195,7 +1195,7 @@
     <w:r>
       <w:tab/>
       <w:tab/>
-      <w:t>2026-10-21</w:t>
+      <w:t>2026-10-22</w:t>
       <w:br/>
       <w:br/>
     </w:r>

--- a/klagomål/A 33882-2024 FSC-klagomål.docx
+++ b/klagomål/A 33882-2024 FSC-klagomål.docx
@@ -1195,7 +1195,7 @@
     <w:r>
       <w:tab/>
       <w:tab/>
-      <w:t>2026-10-22</w:t>
+      <w:t>2026-10-23</w:t>
       <w:br/>
       <w:br/>
     </w:r>

--- a/klagomål/A 33882-2024 FSC-klagomål.docx
+++ b/klagomål/A 33882-2024 FSC-klagomål.docx
@@ -1195,7 +1195,7 @@
     <w:r>
       <w:tab/>
       <w:tab/>
-      <w:t>2026-10-23</w:t>
+      <w:t>2026-10-24</w:t>
       <w:br/>
       <w:br/>
     </w:r>

--- a/klagomål/A 33882-2024 FSC-klagomål.docx
+++ b/klagomål/A 33882-2024 FSC-klagomål.docx
@@ -1195,7 +1195,7 @@
     <w:r>
       <w:tab/>
       <w:tab/>
-      <w:t>2026-10-24</w:t>
+      <w:t>2026-10-25</w:t>
       <w:br/>
       <w:br/>
     </w:r>

--- a/klagomål/A 33882-2024 FSC-klagomål.docx
+++ b/klagomål/A 33882-2024 FSC-klagomål.docx
@@ -1195,7 +1195,7 @@
     <w:r>
       <w:tab/>
       <w:tab/>
-      <w:t>2026-10-25</w:t>
+      <w:t>2026-10-26</w:t>
       <w:br/>
       <w:br/>
     </w:r>

--- a/klagomål/A 33882-2024 FSC-klagomål.docx
+++ b/klagomål/A 33882-2024 FSC-klagomål.docx
@@ -1195,7 +1195,7 @@
     <w:r>
       <w:tab/>
       <w:tab/>
-      <w:t>2026-10-26</w:t>
+      <w:t>2026-10-27</w:t>
       <w:br/>
       <w:br/>
     </w:r>

--- a/klagomål/A 33882-2024 FSC-klagomål.docx
+++ b/klagomål/A 33882-2024 FSC-klagomål.docx
@@ -1195,7 +1195,7 @@
     <w:r>
       <w:tab/>
       <w:tab/>
-      <w:t>2026-10-27</w:t>
+      <w:t>2026-10-28</w:t>
       <w:br/>
       <w:br/>
     </w:r>

--- a/klagomål/A 33882-2024 FSC-klagomål.docx
+++ b/klagomål/A 33882-2024 FSC-klagomål.docx
@@ -1195,7 +1195,7 @@
     <w:r>
       <w:tab/>
       <w:tab/>
-      <w:t>2026-10-28</w:t>
+      <w:t>2026-10-29</w:t>
       <w:br/>
       <w:br/>
     </w:r>

--- a/klagomål/A 33882-2024 FSC-klagomål.docx
+++ b/klagomål/A 33882-2024 FSC-klagomål.docx
@@ -1195,7 +1195,7 @@
     <w:r>
       <w:tab/>
       <w:tab/>
-      <w:t>2026-10-29</w:t>
+      <w:t>2026-10-31</w:t>
       <w:br/>
       <w:br/>
     </w:r>
